--- a/api/_docrh/modelos/desistencia-vale-transporte.docx
+++ b/api/_docrh/modelos/desistencia-vale-transporte.docx
@@ -160,7 +160,7 @@
                 <w:sz w:val="22"/>
                 <w:szCs w:val="22"/>
               </w:rPr>
-              <w:t>MAPEIA OPERAÇÕES E SERVIÇOS LOGÍSTICOS LTDA</w:t>
+              <w:t>{{RAZAO_SOCIAL}}</w:t>
             </w:r>
           </w:p>
           <w:p>
